--- a/docx_resources/Вечірня-Утреня/В,У - Мінея/08-Серпень/14-__-Теодосія-передсвяття_Успіння.docx
+++ b/docx_resources/Вечірня-Утреня/В,У - Мінея/08-Серпень/14-__-Теодосія-передсвяття_Успіння.docx
@@ -1865,6 +1865,7 @@
           <w:b/>
           <w:i/>
           <w:color w:val="FF0000"/>
+          <w:sz w:val="24"/>
         </w:rPr>
         <w:t>Вечірні молитви</w:t>
       </w:r>
@@ -2173,7 +2174,7 @@
       </w:r>
       <w:r>
         <w:rPr>
-          <w:rFonts w:ascii="Gungsuh" w:eastAsia="Gungsuh" w:hAnsi="Gungsuh" w:cs="Gungsuh"/>
+          <w:rFonts w:ascii="Times New Roman" w:eastAsia="Gungsuh" w:hAnsi="Times New Roman" w:cs="Gungsuh"/>
           <w:sz w:val="24"/>
           <w:szCs w:val="24"/>
         </w:rPr>
@@ -3978,6 +3979,7 @@
           <w:b/>
           <w:i/>
           <w:color w:val="FF0000"/>
+          <w:sz w:val="24"/>
         </w:rPr>
         <w:t>Блажен муж</w:t>
       </w:r>
@@ -4415,6 +4417,7 @@
           <w:b/>
           <w:i/>
           <w:color w:val="FF0000"/>
+          <w:sz w:val="24"/>
         </w:rPr>
         <w:t xml:space="preserve">Мала </w:t>
       </w:r>
@@ -4425,6 +4428,7 @@
           <w:b/>
           <w:i/>
           <w:color w:val="FF0000"/>
+          <w:sz w:val="24"/>
         </w:rPr>
         <w:t>єктенія</w:t>
       </w:r>
@@ -6565,6 +6569,7 @@
           <w:b/>
           <w:i/>
           <w:color w:val="FF0000"/>
+          <w:sz w:val="24"/>
         </w:rPr>
         <w:t>Стихири</w:t>
       </w:r>
@@ -8572,6 +8577,7 @@
           <w:b/>
           <w:i/>
           <w:color w:val="FF0000"/>
+          <w:sz w:val="24"/>
         </w:rPr>
         <w:t>Прокімен</w:t>
       </w:r>
@@ -8691,6 +8697,7 @@
           <w:b/>
           <w:i/>
           <w:color w:val="FF0000"/>
+          <w:sz w:val="24"/>
         </w:rPr>
         <w:t>Читання</w:t>
       </w:r>
@@ -9419,6 +9426,7 @@
           <w:b/>
           <w:i/>
           <w:color w:val="FF0000"/>
+          <w:sz w:val="24"/>
         </w:rPr>
         <w:t>Єктенія</w:t>
       </w:r>
@@ -9429,6 +9437,7 @@
           <w:b/>
           <w:i/>
           <w:color w:val="FF0000"/>
+          <w:sz w:val="24"/>
         </w:rPr>
         <w:t xml:space="preserve"> усильного благання</w:t>
       </w:r>
@@ -10305,6 +10314,7 @@
           <w:b/>
           <w:i/>
           <w:color w:val="FF0000"/>
+          <w:sz w:val="24"/>
         </w:rPr>
         <w:t>Сподоби, Господи</w:t>
       </w:r>
@@ -10528,6 +10538,7 @@
           <w:b/>
           <w:i/>
           <w:color w:val="FF0000"/>
+          <w:sz w:val="24"/>
         </w:rPr>
         <w:t xml:space="preserve">Прохальна </w:t>
       </w:r>
@@ -10538,6 +10549,7 @@
           <w:b/>
           <w:i/>
           <w:color w:val="FF0000"/>
+          <w:sz w:val="24"/>
         </w:rPr>
         <w:t>єктенія</w:t>
       </w:r>
@@ -12250,6 +12262,7 @@
           <w:b/>
           <w:i/>
           <w:color w:val="FF0000"/>
+          <w:sz w:val="24"/>
         </w:rPr>
         <w:t>Пісня Симеона</w:t>
       </w:r>
@@ -12643,6 +12656,7 @@
           <w:b/>
           <w:i/>
           <w:color w:val="FF0000"/>
+          <w:sz w:val="24"/>
         </w:rPr>
         <w:t>Тропарі</w:t>
       </w:r>
@@ -13334,6 +13348,7 @@
           <w:b/>
           <w:i/>
           <w:color w:val="FF0000"/>
+          <w:sz w:val="24"/>
         </w:rPr>
         <w:t>Після Вечірні</w:t>
       </w:r>
@@ -13395,6 +13410,10 @@
         </w:rPr>
       </w:pPr>
       <w:r>
+        <w:rPr>
+          <w:rFonts w:ascii="Times New Roman" w:hAnsi="Times New Roman"/>
+          <w:sz w:val="24"/>
+        </w:rPr>
         <w:br w:type="page"/>
       </w:r>
     </w:p>
@@ -16216,6 +16235,7 @@
           <w:b/>
           <w:i/>
           <w:color w:val="FF0000"/>
+          <w:sz w:val="24"/>
         </w:rPr>
         <w:t>Утренні</w:t>
       </w:r>
@@ -16226,6 +16246,7 @@
           <w:b/>
           <w:i/>
           <w:color w:val="FF0000"/>
+          <w:sz w:val="24"/>
         </w:rPr>
         <w:t xml:space="preserve"> молитви</w:t>
       </w:r>
@@ -18773,6 +18794,7 @@
           <w:b/>
           <w:i/>
           <w:color w:val="FF0000"/>
+          <w:sz w:val="24"/>
         </w:rPr>
         <w:t>Бог Господь...</w:t>
       </w:r>
@@ -18781,6 +18803,7 @@
           <w:rFonts w:ascii="Times New Roman" w:eastAsia="Times New Roman" w:hAnsi="Times New Roman" w:cs="Times New Roman"/>
           <w:i/>
           <w:color w:val="FF0000"/>
+          <w:sz w:val="24"/>
         </w:rPr>
         <w:t xml:space="preserve"> (</w:t>
       </w:r>
@@ -18790,6 +18813,7 @@
           <w:rFonts w:ascii="Times New Roman" w:eastAsia="Times New Roman" w:hAnsi="Times New Roman" w:cs="Times New Roman"/>
           <w:i/>
           <w:color w:val="FF0000"/>
+          <w:sz w:val="24"/>
         </w:rPr>
         <w:t>Пс</w:t>
       </w:r>
@@ -18799,6 +18823,7 @@
           <w:rFonts w:ascii="Times New Roman" w:eastAsia="Times New Roman" w:hAnsi="Times New Roman" w:cs="Times New Roman"/>
           <w:i/>
           <w:color w:val="FF0000"/>
+          <w:sz w:val="24"/>
         </w:rPr>
         <w:t>. 117), глас 4</w:t>
       </w:r>
@@ -19022,6 +19047,7 @@
           <w:b/>
           <w:i/>
           <w:color w:val="FF0000"/>
+          <w:sz w:val="24"/>
         </w:rPr>
         <w:t>Тропарі</w:t>
       </w:r>
@@ -19408,6 +19434,7 @@
           <w:b/>
           <w:i/>
           <w:color w:val="FF0000"/>
+          <w:sz w:val="24"/>
         </w:rPr>
         <w:t xml:space="preserve">Мала </w:t>
       </w:r>
@@ -19418,6 +19445,7 @@
           <w:b/>
           <w:i/>
           <w:color w:val="FF0000"/>
+          <w:sz w:val="24"/>
         </w:rPr>
         <w:t>єктенія</w:t>
       </w:r>
@@ -19756,6 +19784,7 @@
           <w:b/>
           <w:i/>
           <w:color w:val="FF0000"/>
+          <w:sz w:val="24"/>
         </w:rPr>
         <w:t>Перший сідальний</w:t>
       </w:r>
@@ -20001,6 +20030,7 @@
           <w:b/>
           <w:i/>
           <w:color w:val="FF0000"/>
+          <w:sz w:val="24"/>
         </w:rPr>
         <w:t xml:space="preserve">Мала </w:t>
       </w:r>
@@ -20011,6 +20041,7 @@
           <w:b/>
           <w:i/>
           <w:color w:val="FF0000"/>
+          <w:sz w:val="24"/>
         </w:rPr>
         <w:t>єктенія</w:t>
       </w:r>
@@ -20386,6 +20417,7 @@
           <w:b/>
           <w:i/>
           <w:color w:val="FF0000"/>
+          <w:sz w:val="24"/>
         </w:rPr>
         <w:t>Другий сідальний</w:t>
       </w:r>
@@ -20985,6 +21017,7 @@
           <w:b/>
           <w:i/>
           <w:color w:val="FF0000"/>
+          <w:sz w:val="24"/>
         </w:rPr>
         <w:t>Величання</w:t>
       </w:r>
@@ -21270,6 +21303,7 @@
           <w:b/>
           <w:i/>
           <w:color w:val="FF0000"/>
+          <w:sz w:val="24"/>
         </w:rPr>
         <w:lastRenderedPageBreak/>
         <w:t xml:space="preserve">Мала </w:t>
@@ -21281,6 +21315,7 @@
           <w:b/>
           <w:i/>
           <w:color w:val="FF0000"/>
+          <w:sz w:val="24"/>
         </w:rPr>
         <w:t>єктенія</w:t>
       </w:r>
@@ -21655,6 +21690,7 @@
           <w:b/>
           <w:i/>
           <w:color w:val="FF0000"/>
+          <w:sz w:val="24"/>
         </w:rPr>
         <w:t>Сідальний</w:t>
       </w:r>
@@ -21752,6 +21788,7 @@
           <w:b/>
           <w:i/>
           <w:color w:val="FF0000"/>
+          <w:sz w:val="24"/>
         </w:rPr>
         <w:t xml:space="preserve">Степенна пісня, </w:t>
       </w:r>
@@ -21760,6 +21797,7 @@
           <w:rFonts w:ascii="Times New Roman" w:eastAsia="Times New Roman" w:hAnsi="Times New Roman" w:cs="Times New Roman"/>
           <w:i/>
           <w:color w:val="FF0000"/>
+          <w:sz w:val="24"/>
         </w:rPr>
         <w:t>глас 4</w:t>
       </w:r>
@@ -22061,6 +22099,7 @@
           <w:b/>
           <w:i/>
           <w:color w:val="FF0000"/>
+          <w:sz w:val="24"/>
         </w:rPr>
         <w:lastRenderedPageBreak/>
         <w:t>Прокімен</w:t>
@@ -23000,6 +23039,7 @@
           <w:b/>
           <w:i/>
           <w:color w:val="FF0000"/>
+          <w:sz w:val="24"/>
         </w:rPr>
         <w:t>Псалом 50</w:t>
       </w:r>
@@ -23905,6 +23945,7 @@
           <w:b/>
           <w:i/>
           <w:color w:val="FF0000"/>
+          <w:sz w:val="24"/>
         </w:rPr>
         <w:lastRenderedPageBreak/>
         <w:t>Єктенія</w:t>
@@ -26016,6 +26057,7 @@
           <w:b/>
           <w:i/>
           <w:color w:val="FF0000"/>
+          <w:sz w:val="24"/>
         </w:rPr>
         <w:t xml:space="preserve">Пісня 1 </w:t>
       </w:r>
@@ -26378,6 +26420,7 @@
           <w:b/>
           <w:i/>
           <w:color w:val="FF0000"/>
+          <w:sz w:val="24"/>
         </w:rPr>
         <w:lastRenderedPageBreak/>
         <w:t>Пісня 3</w:t>
@@ -26703,6 +26746,7 @@
           <w:b/>
           <w:i/>
           <w:color w:val="FF0000"/>
+          <w:sz w:val="24"/>
         </w:rPr>
         <w:t xml:space="preserve">Мала </w:t>
       </w:r>
@@ -26713,6 +26757,7 @@
           <w:b/>
           <w:i/>
           <w:color w:val="FF0000"/>
+          <w:sz w:val="24"/>
         </w:rPr>
         <w:t>єктенія</w:t>
       </w:r>
@@ -27099,6 +27144,7 @@
           <w:b/>
           <w:i/>
           <w:color w:val="FF0000"/>
+          <w:sz w:val="24"/>
         </w:rPr>
         <w:t>Пісня 4</w:t>
       </w:r>
@@ -27372,6 +27418,7 @@
           <w:b/>
           <w:i/>
           <w:color w:val="FF0000"/>
+          <w:sz w:val="24"/>
         </w:rPr>
         <w:lastRenderedPageBreak/>
         <w:t>Пісня 5</w:t>
@@ -27656,6 +27703,7 @@
           <w:b/>
           <w:i/>
           <w:color w:val="FF0000"/>
+          <w:sz w:val="24"/>
         </w:rPr>
         <w:t>Пісня 6</w:t>
       </w:r>
@@ -27971,6 +28019,7 @@
           <w:b/>
           <w:i/>
           <w:color w:val="FF0000"/>
+          <w:sz w:val="24"/>
         </w:rPr>
         <w:t xml:space="preserve">Мала </w:t>
       </w:r>
@@ -27981,6 +28030,7 @@
           <w:b/>
           <w:i/>
           <w:color w:val="FF0000"/>
+          <w:sz w:val="24"/>
         </w:rPr>
         <w:t>єктенія</w:t>
       </w:r>
@@ -28425,6 +28475,7 @@
           <w:b/>
           <w:i/>
           <w:color w:val="FF0000"/>
+          <w:sz w:val="24"/>
         </w:rPr>
         <w:t>Пісня 7</w:t>
       </w:r>
@@ -28740,6 +28791,7 @@
           <w:b/>
           <w:i/>
           <w:color w:val="FF0000"/>
+          <w:sz w:val="24"/>
         </w:rPr>
         <w:t>Пісня 8</w:t>
       </w:r>
@@ -29045,6 +29097,7 @@
           <w:b/>
           <w:i/>
           <w:color w:val="FF0000"/>
+          <w:sz w:val="24"/>
         </w:rPr>
         <w:t>Пісня Богородиці</w:t>
       </w:r>
@@ -29317,6 +29370,7 @@
           <w:b/>
           <w:i/>
           <w:color w:val="FF0000"/>
+          <w:sz w:val="24"/>
         </w:rPr>
         <w:t>Пісня 9</w:t>
       </w:r>
@@ -29679,6 +29733,7 @@
           <w:b/>
           <w:i/>
           <w:color w:val="FF0000"/>
+          <w:sz w:val="24"/>
         </w:rPr>
         <w:t xml:space="preserve">Мала </w:t>
       </w:r>
@@ -29689,6 +29744,7 @@
           <w:b/>
           <w:i/>
           <w:color w:val="FF0000"/>
+          <w:sz w:val="24"/>
         </w:rPr>
         <w:t>єктенія</w:t>
       </w:r>
@@ -30078,6 +30134,7 @@
           <w:b/>
           <w:i/>
           <w:color w:val="FF0000"/>
+          <w:sz w:val="24"/>
         </w:rPr>
         <w:t>Світильний</w:t>
       </w:r>
@@ -30086,6 +30143,7 @@
           <w:rFonts w:ascii="Times New Roman" w:eastAsia="Times New Roman" w:hAnsi="Times New Roman" w:cs="Times New Roman"/>
           <w:i/>
           <w:color w:val="FF0000"/>
+          <w:sz w:val="24"/>
         </w:rPr>
         <w:t>:</w:t>
       </w:r>
@@ -30914,6 +30972,7 @@
           <w:b/>
           <w:i/>
           <w:color w:val="FF0000"/>
+          <w:sz w:val="24"/>
         </w:rPr>
         <w:t>Стихири</w:t>
       </w:r>
@@ -31973,6 +32032,7 @@
           <w:b/>
           <w:i/>
           <w:color w:val="FF0000"/>
+          <w:sz w:val="24"/>
         </w:rPr>
         <w:t>Велике славослов'я</w:t>
       </w:r>
@@ -32619,6 +32679,7 @@
           <w:b/>
           <w:i/>
           <w:color w:val="FF0000"/>
+          <w:sz w:val="24"/>
         </w:rPr>
         <w:t>Тропар</w:t>
       </w:r>
@@ -32841,6 +32902,7 @@
           <w:b/>
           <w:i/>
           <w:color w:val="FF0000"/>
+          <w:sz w:val="24"/>
         </w:rPr>
         <w:t>Єктенія</w:t>
       </w:r>
@@ -32851,6 +32913,7 @@
           <w:b/>
           <w:i/>
           <w:color w:val="FF0000"/>
+          <w:sz w:val="24"/>
         </w:rPr>
         <w:t xml:space="preserve"> усильного благання</w:t>
       </w:r>
@@ -33544,6 +33607,7 @@
           <w:b/>
           <w:i/>
           <w:color w:val="FF0000"/>
+          <w:sz w:val="24"/>
         </w:rPr>
         <w:t xml:space="preserve">Прохальна </w:t>
       </w:r>
@@ -33554,6 +33618,7 @@
           <w:b/>
           <w:i/>
           <w:color w:val="FF0000"/>
+          <w:sz w:val="24"/>
         </w:rPr>
         <w:t>єктенія</w:t>
       </w:r>
